--- a/tillsyn/A 35492-2021 tillsynsbegäran.docx
+++ b/tillsyn/A 35492-2021 tillsynsbegäran.docx
@@ -269,7 +269,7 @@
     <w:r>
       <w:tab/>
       <w:tab/>
-      <w:t>2026-06-22</w:t>
+      <w:t>2026-06-23</w:t>
       <w:br/>
       <w:br/>
     </w:r>

--- a/tillsyn/A 35492-2021 tillsynsbegäran.docx
+++ b/tillsyn/A 35492-2021 tillsynsbegäran.docx
@@ -269,7 +269,7 @@
     <w:r>
       <w:tab/>
       <w:tab/>
-      <w:t>2026-06-23</w:t>
+      <w:t>2026-06-24</w:t>
       <w:br/>
       <w:br/>
     </w:r>

--- a/tillsyn/A 35492-2021 tillsynsbegäran.docx
+++ b/tillsyn/A 35492-2021 tillsynsbegäran.docx
@@ -269,7 +269,7 @@
     <w:r>
       <w:tab/>
       <w:tab/>
-      <w:t>2026-06-24</w:t>
+      <w:t>2026-06-25</w:t>
       <w:br/>
       <w:br/>
     </w:r>

--- a/tillsyn/A 35492-2021 tillsynsbegäran.docx
+++ b/tillsyn/A 35492-2021 tillsynsbegäran.docx
@@ -269,7 +269,7 @@
     <w:r>
       <w:tab/>
       <w:tab/>
-      <w:t>2026-06-25</w:t>
+      <w:t>2026-06-26</w:t>
       <w:br/>
       <w:br/>
     </w:r>

--- a/tillsyn/A 35492-2021 tillsynsbegäran.docx
+++ b/tillsyn/A 35492-2021 tillsynsbegäran.docx
@@ -269,7 +269,7 @@
     <w:r>
       <w:tab/>
       <w:tab/>
-      <w:t>2026-06-26</w:t>
+      <w:t>2026-06-27</w:t>
       <w:br/>
       <w:br/>
     </w:r>

--- a/tillsyn/A 35492-2021 tillsynsbegäran.docx
+++ b/tillsyn/A 35492-2021 tillsynsbegäran.docx
@@ -269,7 +269,7 @@
     <w:r>
       <w:tab/>
       <w:tab/>
-      <w:t>2026-06-27</w:t>
+      <w:t>2026-06-28</w:t>
       <w:br/>
       <w:br/>
     </w:r>

--- a/tillsyn/A 35492-2021 tillsynsbegäran.docx
+++ b/tillsyn/A 35492-2021 tillsynsbegäran.docx
@@ -269,7 +269,7 @@
     <w:r>
       <w:tab/>
       <w:tab/>
-      <w:t>2026-06-28</w:t>
+      <w:t>2026-06-29</w:t>
       <w:br/>
       <w:br/>
     </w:r>

--- a/tillsyn/A 35492-2021 tillsynsbegäran.docx
+++ b/tillsyn/A 35492-2021 tillsynsbegäran.docx
@@ -269,7 +269,7 @@
     <w:r>
       <w:tab/>
       <w:tab/>
-      <w:t>2026-06-29</w:t>
+      <w:t>2026-06-30</w:t>
       <w:br/>
       <w:br/>
     </w:r>

--- a/tillsyn/A 35492-2021 tillsynsbegäran.docx
+++ b/tillsyn/A 35492-2021 tillsynsbegäran.docx
@@ -269,7 +269,7 @@
     <w:r>
       <w:tab/>
       <w:tab/>
-      <w:t>2026-06-30</w:t>
+      <w:t>2026-07-01</w:t>
       <w:br/>
       <w:br/>
     </w:r>

--- a/tillsyn/A 35492-2021 tillsynsbegäran.docx
+++ b/tillsyn/A 35492-2021 tillsynsbegäran.docx
@@ -269,7 +269,7 @@
     <w:r>
       <w:tab/>
       <w:tab/>
-      <w:t>2026-07-01</w:t>
+      <w:t>2026-07-02</w:t>
       <w:br/>
       <w:br/>
     </w:r>
